--- a/_K_Project_Report/2주차/개별 활동보고서_2주차_김용범.docx
+++ b/_K_Project_Report/2주차/개별 활동보고서_2주차_김용범.docx
@@ -7,7 +7,8 @@
         <w:wordWrap/>
         <w:jc w:val="center"/>
         <w:rPr>
-          <w:rFonts w:ascii="함초롬바탕" w:eastAsia="함초롬바탕" w:cs="함초롬바탕"/>
+          <w:rFonts w:ascii="함초롬바탕" w:eastAsia="함초롬바탕" w:cs="함초롬바탕" w:hint="eastAsia"/>
+          <w:lang w:eastAsia="ko-KR"/>
         </w:rPr>
       </w:pPr>
     </w:p>
@@ -27,7 +28,8 @@
         <w:gridCol w:w="1324"/>
         <w:gridCol w:w="2445"/>
         <w:gridCol w:w="1441"/>
-        <w:gridCol w:w="5414"/>
+        <w:gridCol w:w="5390"/>
+        <w:gridCol w:w="24"/>
       </w:tblGrid>
       <w:tr>
         <w:trPr>
@@ -36,7 +38,7 @@
         <w:tc>
           <w:tcPr>
             <w:tcW w:w="10624" w:type="dxa"/>
-            <w:gridSpan w:val="4"/>
+            <w:gridSpan w:val="5"/>
             <w:tcBorders>
               <w:top w:val="single" w:sz="9" w:space="0" w:color="000000"/>
               <w:left w:val="single" w:sz="9" w:space="0" w:color="000000"/>
@@ -185,6 +187,7 @@
         <w:tc>
           <w:tcPr>
             <w:tcW w:w="5414" w:type="dxa"/>
+            <w:gridSpan w:val="2"/>
             <w:tcBorders>
               <w:top w:val="single" w:sz="2" w:space="0" w:color="000000"/>
               <w:left w:val="single" w:sz="2" w:space="0" w:color="000000"/>
@@ -287,7 +290,7 @@
         <w:tc>
           <w:tcPr>
             <w:tcW w:w="9300" w:type="dxa"/>
-            <w:gridSpan w:val="3"/>
+            <w:gridSpan w:val="4"/>
             <w:tcBorders>
               <w:top w:val="single" w:sz="9" w:space="0" w:color="000000"/>
               <w:left w:val="single" w:sz="9" w:space="0" w:color="000000"/>
@@ -360,7 +363,7 @@
         <w:tc>
           <w:tcPr>
             <w:tcW w:w="9300" w:type="dxa"/>
-            <w:gridSpan w:val="3"/>
+            <w:gridSpan w:val="4"/>
             <w:tcBorders>
               <w:top w:val="single" w:sz="9" w:space="0" w:color="000000"/>
               <w:left w:val="single" w:sz="9" w:space="0" w:color="000000"/>
@@ -382,14 +385,40 @@
               <w:rPr>
                 <w:rFonts w:ascii="맑은 고딕" w:eastAsia="맑은 고딕" w:cs="맑은 고딕"/>
               </w:rPr>
-              <w:t>2025.09.22. ~ 2025.09.2</w:t>
+              <w:t>2025.09.2</w:t>
             </w:r>
             <w:r>
               <w:rPr>
                 <w:rFonts w:ascii="맑은 고딕" w:eastAsia="맑은 고딕" w:cs="맑은 고딕" w:hint="eastAsia"/>
                 <w:lang w:eastAsia="ko-KR"/>
               </w:rPr>
-              <w:t>8</w:t>
+              <w:t>9</w:t>
+            </w:r>
+            <w:r>
+              <w:rPr>
+                <w:rFonts w:ascii="맑은 고딕" w:eastAsia="맑은 고딕" w:cs="맑은 고딕"/>
+              </w:rPr>
+              <w:t>. ~ 2025.</w:t>
+            </w:r>
+            <w:r>
+              <w:rPr>
+                <w:rFonts w:ascii="맑은 고딕" w:eastAsia="맑은 고딕" w:cs="맑은 고딕" w:hint="eastAsia"/>
+                <w:lang w:eastAsia="ko-KR"/>
+              </w:rPr>
+              <w:t>10</w:t>
+            </w:r>
+            <w:r>
+              <w:rPr>
+                <w:rFonts w:ascii="맑은 고딕" w:eastAsia="맑은 고딕" w:cs="맑은 고딕"/>
+              </w:rPr>
+              <w:t>.</w:t>
+            </w:r>
+            <w:r>
+              <w:rPr>
+                <w:rFonts w:ascii="맑은 고딕" w:eastAsia="맑은 고딕" w:cs="맑은 고딕" w:hint="eastAsia"/>
+                <w:lang w:eastAsia="ko-KR"/>
+              </w:rPr>
+              <w:t>03</w:t>
             </w:r>
             <w:r>
               <w:rPr>
@@ -407,7 +436,7 @@
         <w:tc>
           <w:tcPr>
             <w:tcW w:w="10624" w:type="dxa"/>
-            <w:gridSpan w:val="4"/>
+            <w:gridSpan w:val="5"/>
             <w:tcBorders>
               <w:top w:val="single" w:sz="9" w:space="0" w:color="000000"/>
               <w:left w:val="single" w:sz="9" w:space="0" w:color="000000"/>
@@ -452,48 +481,21 @@
           </w:p>
         </w:tc>
       </w:tr>
-    </w:tbl>
-    <w:p>
-      <w:pPr>
-        <w:rPr>
-          <w:sz w:val="2"/>
-        </w:rPr>
-      </w:pPr>
-    </w:p>
-    <w:p>
-      <w:pPr>
-        <w:wordWrap/>
-        <w:jc w:val="center"/>
-        <w:rPr>
-          <w:rFonts w:ascii="휴먼명조" w:eastAsia="함초롬바탕" w:cs="함초롬바탕"/>
-          <w:color w:val="0000FF"/>
-          <w:sz w:val="24"/>
-          <w:szCs w:val="24"/>
-        </w:rPr>
-      </w:pPr>
-    </w:p>
-    <w:tbl>
-      <w:tblPr>
-        <w:tblW w:w="0" w:type="auto"/>
-        <w:tblLayout w:type="fixed"/>
-        <w:tblCellMar>
-          <w:top w:w="170" w:type="dxa"/>
-          <w:left w:w="102" w:type="dxa"/>
-          <w:bottom w:w="28" w:type="dxa"/>
-          <w:right w:w="102" w:type="dxa"/>
-        </w:tblCellMar>
-        <w:tblLook w:val="04A0" w:firstRow="1" w:lastRow="0" w:firstColumn="1" w:lastColumn="0" w:noHBand="0" w:noVBand="1"/>
-      </w:tblPr>
-      <w:tblGrid>
-        <w:gridCol w:w="10600"/>
-      </w:tblGrid>
       <w:tr>
+        <w:tblPrEx>
+          <w:tblCellMar>
+            <w:top w:w="170" w:type="dxa"/>
+          </w:tblCellMar>
+        </w:tblPrEx>
         <w:trPr>
-          <w:trHeight w:val="24545"/>
+          <w:gridAfter w:val="1"/>
+          <w:wAfter w:w="24" w:type="dxa"/>
+          <w:trHeight w:val="8924"/>
         </w:trPr>
         <w:tc>
           <w:tcPr>
             <w:tcW w:w="10600" w:type="dxa"/>
+            <w:gridSpan w:val="4"/>
             <w:tcBorders>
               <w:top w:val="single" w:sz="13" w:space="0" w:color="000000"/>
               <w:left w:val="single" w:sz="13" w:space="0" w:color="000000"/>
@@ -516,7 +518,6 @@
                 <w:rFonts w:eastAsiaTheme="minorEastAsia" w:hint="eastAsia"/>
                 <w:lang w:eastAsia="ko-KR"/>
               </w:rPr>
-              <w:lastRenderedPageBreak/>
               <w:t>2</w:t>
             </w:r>
             <w:r>
@@ -997,7 +998,7 @@
           <w:p>
             <w:pPr>
               <w:rPr>
-                <w:rFonts w:eastAsiaTheme="minorEastAsia" w:hint="eastAsia"/>
+                <w:rFonts w:eastAsiaTheme="minorEastAsia"/>
                 <w:lang w:eastAsia="ko-KR"/>
               </w:rPr>
             </w:pPr>
@@ -1771,72 +1772,491 @@
           <w:p>
             <w:pPr>
               <w:rPr>
+                <w:rFonts w:eastAsiaTheme="minorEastAsia"/>
+                <w:lang w:eastAsia="ko-KR"/>
+              </w:rPr>
+            </w:pPr>
+            <w:r>
+              <w:rPr>
+                <w:rFonts w:eastAsiaTheme="minorEastAsia"/>
+                <w:lang w:eastAsia="ko-KR"/>
+              </w:rPr>
+              <w:t xml:space="preserve">5.  </w:t>
+            </w:r>
+            <w:r>
+              <w:rPr>
+                <w:rFonts w:eastAsiaTheme="minorEastAsia"/>
+                <w:lang w:eastAsia="ko-KR"/>
+              </w:rPr>
+              <w:t>결과적으로</w:t>
+            </w:r>
+            <w:r>
+              <w:rPr>
+                <w:rFonts w:eastAsiaTheme="minorEastAsia"/>
+                <w:lang w:eastAsia="ko-KR"/>
+              </w:rPr>
+              <w:t xml:space="preserve"> </w:t>
+            </w:r>
+            <w:r>
+              <w:rPr>
+                <w:rFonts w:eastAsiaTheme="minorEastAsia"/>
+                <w:lang w:eastAsia="ko-KR"/>
+              </w:rPr>
+              <w:t>캐릭터가</w:t>
+            </w:r>
+            <w:r>
+              <w:rPr>
+                <w:rFonts w:eastAsiaTheme="minorEastAsia"/>
+                <w:lang w:eastAsia="ko-KR"/>
+              </w:rPr>
+              <w:t xml:space="preserve"> </w:t>
+            </w:r>
+            <w:r>
+              <w:rPr>
+                <w:rFonts w:eastAsiaTheme="minorEastAsia"/>
+                <w:lang w:eastAsia="ko-KR"/>
+              </w:rPr>
+              <w:t>월드에서</w:t>
+            </w:r>
+            <w:r>
+              <w:rPr>
+                <w:rFonts w:eastAsiaTheme="minorEastAsia"/>
+                <w:lang w:eastAsia="ko-KR"/>
+              </w:rPr>
+              <w:t xml:space="preserve"> </w:t>
+            </w:r>
+            <w:r>
+              <w:rPr>
+                <w:rFonts w:eastAsiaTheme="minorEastAsia"/>
+                <w:lang w:eastAsia="ko-KR"/>
+              </w:rPr>
+              <w:t>움직이면</w:t>
+            </w:r>
+            <w:r>
+              <w:rPr>
+                <w:rFonts w:eastAsiaTheme="minorEastAsia"/>
+                <w:lang w:eastAsia="ko-KR"/>
+              </w:rPr>
+              <w:t xml:space="preserve">, </w:t>
+            </w:r>
+            <w:proofErr w:type="spellStart"/>
+            <w:r>
+              <w:rPr>
+                <w:rFonts w:eastAsiaTheme="minorEastAsia"/>
+                <w:lang w:eastAsia="ko-KR"/>
+              </w:rPr>
+              <w:t>MinimapSprite</w:t>
+            </w:r>
+            <w:proofErr w:type="spellEnd"/>
+            <w:r>
+              <w:rPr>
+                <w:rFonts w:eastAsiaTheme="minorEastAsia"/>
+                <w:lang w:eastAsia="ko-KR"/>
+              </w:rPr>
+              <w:t>도</w:t>
+            </w:r>
+            <w:r>
+              <w:rPr>
+                <w:rFonts w:eastAsiaTheme="minorEastAsia"/>
+                <w:lang w:eastAsia="ko-KR"/>
+              </w:rPr>
+              <w:t xml:space="preserve"> </w:t>
+            </w:r>
+            <w:r>
+              <w:rPr>
+                <w:rFonts w:eastAsiaTheme="minorEastAsia"/>
+                <w:lang w:eastAsia="ko-KR"/>
+              </w:rPr>
+              <w:t>따라</w:t>
+            </w:r>
+            <w:r>
+              <w:rPr>
+                <w:rFonts w:eastAsiaTheme="minorEastAsia"/>
+                <w:lang w:eastAsia="ko-KR"/>
+              </w:rPr>
+              <w:t xml:space="preserve"> </w:t>
+            </w:r>
+            <w:r>
+              <w:rPr>
+                <w:rFonts w:eastAsiaTheme="minorEastAsia"/>
+                <w:lang w:eastAsia="ko-KR"/>
+              </w:rPr>
+              <w:t>움직이고</w:t>
+            </w:r>
+            <w:r>
+              <w:rPr>
+                <w:rFonts w:eastAsiaTheme="minorEastAsia"/>
+                <w:lang w:eastAsia="ko-KR"/>
+              </w:rPr>
+              <w:t xml:space="preserve">, </w:t>
+            </w:r>
+            <w:proofErr w:type="spellStart"/>
+            <w:r>
+              <w:rPr>
+                <w:rFonts w:eastAsiaTheme="minorEastAsia"/>
+                <w:lang w:eastAsia="ko-KR"/>
+              </w:rPr>
+              <w:t>MinimapCapture</w:t>
+            </w:r>
+            <w:proofErr w:type="spellEnd"/>
+            <w:r>
+              <w:rPr>
+                <w:rFonts w:eastAsiaTheme="minorEastAsia"/>
+                <w:lang w:eastAsia="ko-KR"/>
+              </w:rPr>
+              <w:t>가</w:t>
+            </w:r>
+            <w:r>
+              <w:rPr>
+                <w:rFonts w:eastAsiaTheme="minorEastAsia"/>
+                <w:lang w:eastAsia="ko-KR"/>
+              </w:rPr>
+              <w:t xml:space="preserve"> </w:t>
+            </w:r>
+            <w:r>
+              <w:rPr>
+                <w:rFonts w:eastAsiaTheme="minorEastAsia"/>
+                <w:lang w:eastAsia="ko-KR"/>
+              </w:rPr>
+              <w:t>이걸</w:t>
+            </w:r>
+            <w:r>
+              <w:rPr>
+                <w:rFonts w:eastAsiaTheme="minorEastAsia"/>
+                <w:lang w:eastAsia="ko-KR"/>
+              </w:rPr>
+              <w:t xml:space="preserve"> </w:t>
+            </w:r>
+            <w:r>
+              <w:rPr>
+                <w:rFonts w:eastAsiaTheme="minorEastAsia"/>
+                <w:lang w:eastAsia="ko-KR"/>
+              </w:rPr>
+              <w:t>찍어서</w:t>
+            </w:r>
+            <w:r>
+              <w:rPr>
+                <w:rFonts w:eastAsiaTheme="minorEastAsia"/>
+                <w:lang w:eastAsia="ko-KR"/>
+              </w:rPr>
+              <w:t xml:space="preserve"> </w:t>
+            </w:r>
+            <w:r>
+              <w:rPr>
+                <w:rFonts w:eastAsiaTheme="minorEastAsia"/>
+                <w:lang w:eastAsia="ko-KR"/>
+              </w:rPr>
+              <w:t>텍스처를</w:t>
+            </w:r>
+            <w:r>
+              <w:rPr>
+                <w:rFonts w:eastAsiaTheme="minorEastAsia"/>
+                <w:lang w:eastAsia="ko-KR"/>
+              </w:rPr>
+              <w:t xml:space="preserve"> </w:t>
+            </w:r>
+            <w:r>
+              <w:rPr>
+                <w:rFonts w:eastAsiaTheme="minorEastAsia"/>
+                <w:lang w:eastAsia="ko-KR"/>
+              </w:rPr>
+              <w:t>업데이트하므로</w:t>
+            </w:r>
+            <w:r>
+              <w:rPr>
+                <w:rFonts w:eastAsiaTheme="minorEastAsia"/>
+                <w:lang w:eastAsia="ko-KR"/>
+              </w:rPr>
+              <w:t xml:space="preserve">, </w:t>
+            </w:r>
+            <w:r>
+              <w:rPr>
+                <w:rFonts w:eastAsiaTheme="minorEastAsia"/>
+                <w:lang w:eastAsia="ko-KR"/>
+              </w:rPr>
+              <w:t>최종적으로</w:t>
+            </w:r>
+            <w:r>
+              <w:rPr>
+                <w:rFonts w:eastAsiaTheme="minorEastAsia"/>
+                <w:lang w:eastAsia="ko-KR"/>
+              </w:rPr>
+              <w:t xml:space="preserve"> UI</w:t>
+            </w:r>
+            <w:r>
+              <w:rPr>
+                <w:rFonts w:eastAsiaTheme="minorEastAsia"/>
+                <w:lang w:eastAsia="ko-KR"/>
+              </w:rPr>
+              <w:t>의</w:t>
+            </w:r>
+            <w:r>
+              <w:rPr>
+                <w:rFonts w:eastAsiaTheme="minorEastAsia"/>
+                <w:lang w:eastAsia="ko-KR"/>
+              </w:rPr>
+              <w:t xml:space="preserve"> </w:t>
+            </w:r>
+            <w:proofErr w:type="spellStart"/>
+            <w:r>
+              <w:rPr>
+                <w:rFonts w:eastAsiaTheme="minorEastAsia"/>
+                <w:lang w:eastAsia="ko-KR"/>
+              </w:rPr>
+              <w:t>미니맵에</w:t>
+            </w:r>
+            <w:proofErr w:type="spellEnd"/>
+            <w:r>
+              <w:rPr>
+                <w:rFonts w:eastAsiaTheme="minorEastAsia"/>
+                <w:lang w:eastAsia="ko-KR"/>
+              </w:rPr>
+              <w:t xml:space="preserve"> </w:t>
+            </w:r>
+            <w:r>
+              <w:rPr>
+                <w:rFonts w:eastAsiaTheme="minorEastAsia"/>
+                <w:lang w:eastAsia="ko-KR"/>
+              </w:rPr>
+              <w:t>있는</w:t>
+            </w:r>
+            <w:r>
+              <w:rPr>
+                <w:rFonts w:eastAsiaTheme="minorEastAsia"/>
+                <w:lang w:eastAsia="ko-KR"/>
+              </w:rPr>
+              <w:t xml:space="preserve"> </w:t>
+            </w:r>
+            <w:r>
+              <w:rPr>
+                <w:rFonts w:eastAsiaTheme="minorEastAsia"/>
+                <w:lang w:eastAsia="ko-KR"/>
+              </w:rPr>
+              <w:t>아이콘이</w:t>
+            </w:r>
+            <w:r>
+              <w:rPr>
+                <w:rFonts w:eastAsiaTheme="minorEastAsia"/>
+                <w:lang w:eastAsia="ko-KR"/>
+              </w:rPr>
+              <w:t xml:space="preserve"> </w:t>
+            </w:r>
+            <w:r>
+              <w:rPr>
+                <w:rFonts w:eastAsiaTheme="minorEastAsia"/>
+                <w:lang w:eastAsia="ko-KR"/>
+              </w:rPr>
+              <w:t>움직이는</w:t>
+            </w:r>
+            <w:r>
+              <w:rPr>
+                <w:rFonts w:eastAsiaTheme="minorEastAsia"/>
+                <w:lang w:eastAsia="ko-KR"/>
+              </w:rPr>
+              <w:t xml:space="preserve"> </w:t>
+            </w:r>
+            <w:r>
+              <w:rPr>
+                <w:rFonts w:eastAsiaTheme="minorEastAsia"/>
+                <w:lang w:eastAsia="ko-KR"/>
+              </w:rPr>
+              <w:t>것처럼</w:t>
+            </w:r>
+            <w:r>
+              <w:rPr>
+                <w:rFonts w:eastAsiaTheme="minorEastAsia"/>
+                <w:lang w:eastAsia="ko-KR"/>
+              </w:rPr>
+              <w:t xml:space="preserve"> </w:t>
+            </w:r>
+            <w:r>
+              <w:rPr>
+                <w:rFonts w:eastAsiaTheme="minorEastAsia"/>
+                <w:lang w:eastAsia="ko-KR"/>
+              </w:rPr>
+              <w:t>보이게</w:t>
+            </w:r>
+            <w:r>
+              <w:rPr>
+                <w:rFonts w:eastAsiaTheme="minorEastAsia"/>
+                <w:lang w:eastAsia="ko-KR"/>
+              </w:rPr>
+              <w:t xml:space="preserve"> </w:t>
+            </w:r>
+            <w:r>
+              <w:rPr>
+                <w:rFonts w:eastAsiaTheme="minorEastAsia"/>
+                <w:lang w:eastAsia="ko-KR"/>
+              </w:rPr>
+              <w:t>됩니다</w:t>
+            </w:r>
+            <w:r>
+              <w:rPr>
+                <w:rFonts w:eastAsiaTheme="minorEastAsia"/>
+                <w:lang w:eastAsia="ko-KR"/>
+              </w:rPr>
+              <w:t>.</w:t>
+            </w:r>
+            <w:r>
+              <w:rPr>
                 <w:rFonts w:eastAsiaTheme="minorEastAsia" w:hint="eastAsia"/>
                 <w:lang w:eastAsia="ko-KR"/>
               </w:rPr>
-            </w:pPr>
-            <w:r>
-              <w:rPr>
-                <w:rFonts w:eastAsiaTheme="minorEastAsia"/>
-                <w:lang w:eastAsia="ko-KR"/>
-              </w:rPr>
-              <w:t xml:space="preserve">5.  </w:t>
-            </w:r>
-            <w:r>
-              <w:rPr>
-                <w:rFonts w:eastAsiaTheme="minorEastAsia"/>
-                <w:lang w:eastAsia="ko-KR"/>
-              </w:rPr>
-              <w:t>결과적으로</w:t>
-            </w:r>
-            <w:r>
-              <w:rPr>
-                <w:rFonts w:eastAsiaTheme="minorEastAsia"/>
-                <w:lang w:eastAsia="ko-KR"/>
-              </w:rPr>
-              <w:t xml:space="preserve"> </w:t>
-            </w:r>
-            <w:r>
-              <w:rPr>
-                <w:rFonts w:eastAsiaTheme="minorEastAsia"/>
-                <w:lang w:eastAsia="ko-KR"/>
-              </w:rPr>
-              <w:t>캐릭터가</w:t>
-            </w:r>
-            <w:r>
-              <w:rPr>
-                <w:rFonts w:eastAsiaTheme="minorEastAsia"/>
-                <w:lang w:eastAsia="ko-KR"/>
-              </w:rPr>
-              <w:t xml:space="preserve"> </w:t>
-            </w:r>
-            <w:r>
-              <w:rPr>
-                <w:rFonts w:eastAsiaTheme="minorEastAsia"/>
-                <w:lang w:eastAsia="ko-KR"/>
-              </w:rPr>
-              <w:t>월드에서</w:t>
-            </w:r>
-            <w:r>
-              <w:rPr>
-                <w:rFonts w:eastAsiaTheme="minorEastAsia"/>
-                <w:lang w:eastAsia="ko-KR"/>
-              </w:rPr>
-              <w:t xml:space="preserve"> </w:t>
-            </w:r>
-            <w:r>
-              <w:rPr>
-                <w:rFonts w:eastAsiaTheme="minorEastAsia"/>
-                <w:lang w:eastAsia="ko-KR"/>
-              </w:rPr>
-              <w:t>움직이면</w:t>
-            </w:r>
-            <w:r>
-              <w:rPr>
-                <w:rFonts w:eastAsiaTheme="minorEastAsia"/>
-                <w:lang w:eastAsia="ko-KR"/>
-              </w:rPr>
-              <w:t xml:space="preserve">, </w:t>
+              <w:t xml:space="preserve"> </w:t>
+            </w:r>
+            <w:r>
+              <w:rPr>
+                <w:rFonts w:eastAsiaTheme="minorEastAsia"/>
+                <w:lang w:eastAsia="ko-KR"/>
+              </w:rPr>
+              <w:t>성능</w:t>
+            </w:r>
+            <w:r>
+              <w:rPr>
+                <w:rFonts w:eastAsiaTheme="minorEastAsia"/>
+                <w:lang w:eastAsia="ko-KR"/>
+              </w:rPr>
+              <w:t xml:space="preserve"> </w:t>
+            </w:r>
+            <w:r>
+              <w:rPr>
+                <w:rFonts w:eastAsiaTheme="minorEastAsia"/>
+                <w:lang w:eastAsia="ko-KR"/>
+              </w:rPr>
+              <w:t>부하가</w:t>
+            </w:r>
+            <w:r>
+              <w:rPr>
+                <w:rFonts w:eastAsiaTheme="minorEastAsia"/>
+                <w:lang w:eastAsia="ko-KR"/>
+              </w:rPr>
+              <w:t xml:space="preserve"> </w:t>
+            </w:r>
+            <w:r>
+              <w:rPr>
+                <w:rFonts w:eastAsiaTheme="minorEastAsia"/>
+                <w:lang w:eastAsia="ko-KR"/>
+              </w:rPr>
+              <w:t>큰</w:t>
+            </w:r>
+            <w:r>
+              <w:rPr>
+                <w:rFonts w:eastAsiaTheme="minorEastAsia"/>
+                <w:lang w:eastAsia="ko-KR"/>
+              </w:rPr>
+              <w:t xml:space="preserve"> 3D </w:t>
+            </w:r>
+            <w:r>
+              <w:rPr>
+                <w:rFonts w:eastAsiaTheme="minorEastAsia"/>
+                <w:lang w:eastAsia="ko-KR"/>
+              </w:rPr>
+              <w:t>모델을</w:t>
+            </w:r>
+            <w:r>
+              <w:rPr>
+                <w:rFonts w:eastAsiaTheme="minorEastAsia"/>
+                <w:lang w:eastAsia="ko-KR"/>
+              </w:rPr>
+              <w:t xml:space="preserve"> </w:t>
+            </w:r>
+            <w:r>
+              <w:rPr>
+                <w:rFonts w:eastAsiaTheme="minorEastAsia"/>
+                <w:lang w:eastAsia="ko-KR"/>
+              </w:rPr>
+              <w:t>직접</w:t>
+            </w:r>
+            <w:r>
+              <w:rPr>
+                <w:rFonts w:eastAsiaTheme="minorEastAsia"/>
+                <w:lang w:eastAsia="ko-KR"/>
+              </w:rPr>
+              <w:t xml:space="preserve"> </w:t>
+            </w:r>
+            <w:r>
+              <w:rPr>
+                <w:rFonts w:eastAsiaTheme="minorEastAsia"/>
+                <w:lang w:eastAsia="ko-KR"/>
+              </w:rPr>
+              <w:t>렌더링하지</w:t>
+            </w:r>
+            <w:r>
+              <w:rPr>
+                <w:rFonts w:eastAsiaTheme="minorEastAsia"/>
+                <w:lang w:eastAsia="ko-KR"/>
+              </w:rPr>
+              <w:t xml:space="preserve"> </w:t>
+            </w:r>
+            <w:r>
+              <w:rPr>
+                <w:rFonts w:eastAsiaTheme="minorEastAsia"/>
+                <w:lang w:eastAsia="ko-KR"/>
+              </w:rPr>
+              <w:t>않고</w:t>
+            </w:r>
+            <w:r>
+              <w:rPr>
+                <w:rFonts w:eastAsiaTheme="minorEastAsia"/>
+                <w:lang w:eastAsia="ko-KR"/>
+              </w:rPr>
+              <w:t xml:space="preserve"> </w:t>
+            </w:r>
+            <w:r>
+              <w:rPr>
+                <w:rFonts w:eastAsiaTheme="minorEastAsia"/>
+                <w:lang w:eastAsia="ko-KR"/>
+              </w:rPr>
+              <w:t>간단한</w:t>
+            </w:r>
+            <w:r>
+              <w:rPr>
+                <w:rFonts w:eastAsiaTheme="minorEastAsia"/>
+                <w:lang w:eastAsia="ko-KR"/>
+              </w:rPr>
+              <w:t xml:space="preserve"> </w:t>
+            </w:r>
+            <w:r>
+              <w:rPr>
+                <w:rFonts w:eastAsiaTheme="minorEastAsia"/>
+                <w:lang w:eastAsia="ko-KR"/>
+              </w:rPr>
+              <w:t>아이콘만</w:t>
+            </w:r>
+            <w:r>
+              <w:rPr>
+                <w:rFonts w:eastAsiaTheme="minorEastAsia"/>
+                <w:lang w:eastAsia="ko-KR"/>
+              </w:rPr>
+              <w:t xml:space="preserve"> </w:t>
+            </w:r>
+            <w:r>
+              <w:rPr>
+                <w:rFonts w:eastAsiaTheme="minorEastAsia"/>
+                <w:lang w:eastAsia="ko-KR"/>
+              </w:rPr>
+              <w:t>캡처하여</w:t>
+            </w:r>
+            <w:r>
+              <w:rPr>
+                <w:rFonts w:eastAsiaTheme="minorEastAsia"/>
+                <w:lang w:eastAsia="ko-KR"/>
+              </w:rPr>
+              <w:t xml:space="preserve"> </w:t>
+            </w:r>
+            <w:r>
+              <w:rPr>
+                <w:rFonts w:eastAsiaTheme="minorEastAsia"/>
+                <w:lang w:eastAsia="ko-KR"/>
+              </w:rPr>
+              <w:t>효율적인</w:t>
+            </w:r>
+            <w:r>
+              <w:rPr>
+                <w:rFonts w:eastAsiaTheme="minorEastAsia"/>
+                <w:lang w:eastAsia="ko-KR"/>
+              </w:rPr>
+              <w:t xml:space="preserve"> </w:t>
             </w:r>
             <w:proofErr w:type="spellStart"/>
             <w:r>
@@ -1844,7 +2264,7 @@
                 <w:rFonts w:eastAsiaTheme="minorEastAsia"/>
                 <w:lang w:eastAsia="ko-KR"/>
               </w:rPr>
-              <w:t>MinimapSprite</w:t>
+              <w:t>미니맵을</w:t>
             </w:r>
             <w:proofErr w:type="spellEnd"/>
             <w:r>
@@ -1852,242 +2272,28 @@
                 <w:rFonts w:eastAsiaTheme="minorEastAsia"/>
                 <w:lang w:eastAsia="ko-KR"/>
               </w:rPr>
-              <w:t>도</w:t>
-            </w:r>
-            <w:r>
-              <w:rPr>
-                <w:rFonts w:eastAsiaTheme="minorEastAsia"/>
-                <w:lang w:eastAsia="ko-KR"/>
-              </w:rPr>
-              <w:t xml:space="preserve"> </w:t>
-            </w:r>
-            <w:r>
-              <w:rPr>
-                <w:rFonts w:eastAsiaTheme="minorEastAsia"/>
-                <w:lang w:eastAsia="ko-KR"/>
-              </w:rPr>
-              <w:t>따라</w:t>
-            </w:r>
-            <w:r>
-              <w:rPr>
-                <w:rFonts w:eastAsiaTheme="minorEastAsia"/>
-                <w:lang w:eastAsia="ko-KR"/>
-              </w:rPr>
-              <w:t xml:space="preserve"> </w:t>
-            </w:r>
-            <w:r>
-              <w:rPr>
-                <w:rFonts w:eastAsiaTheme="minorEastAsia"/>
-                <w:lang w:eastAsia="ko-KR"/>
-              </w:rPr>
-              <w:t>움직이고</w:t>
-            </w:r>
-            <w:r>
-              <w:rPr>
-                <w:rFonts w:eastAsiaTheme="minorEastAsia"/>
-                <w:lang w:eastAsia="ko-KR"/>
-              </w:rPr>
-              <w:t xml:space="preserve">, </w:t>
-            </w:r>
-            <w:proofErr w:type="spellStart"/>
-            <w:r>
-              <w:rPr>
-                <w:rFonts w:eastAsiaTheme="minorEastAsia"/>
-                <w:lang w:eastAsia="ko-KR"/>
-              </w:rPr>
-              <w:t>MinimapCapture</w:t>
-            </w:r>
-            <w:proofErr w:type="spellEnd"/>
-            <w:r>
-              <w:rPr>
-                <w:rFonts w:eastAsiaTheme="minorEastAsia"/>
-                <w:lang w:eastAsia="ko-KR"/>
-              </w:rPr>
-              <w:t>가</w:t>
-            </w:r>
-            <w:r>
-              <w:rPr>
-                <w:rFonts w:eastAsiaTheme="minorEastAsia"/>
-                <w:lang w:eastAsia="ko-KR"/>
-              </w:rPr>
-              <w:t xml:space="preserve"> </w:t>
-            </w:r>
-            <w:r>
-              <w:rPr>
-                <w:rFonts w:eastAsiaTheme="minorEastAsia"/>
-                <w:lang w:eastAsia="ko-KR"/>
-              </w:rPr>
-              <w:t>이걸</w:t>
-            </w:r>
-            <w:r>
-              <w:rPr>
-                <w:rFonts w:eastAsiaTheme="minorEastAsia"/>
-                <w:lang w:eastAsia="ko-KR"/>
-              </w:rPr>
-              <w:t xml:space="preserve"> </w:t>
-            </w:r>
-            <w:r>
-              <w:rPr>
-                <w:rFonts w:eastAsiaTheme="minorEastAsia"/>
-                <w:lang w:eastAsia="ko-KR"/>
-              </w:rPr>
-              <w:t>찍어서</w:t>
-            </w:r>
-            <w:r>
-              <w:rPr>
-                <w:rFonts w:eastAsiaTheme="minorEastAsia"/>
-                <w:lang w:eastAsia="ko-KR"/>
-              </w:rPr>
-              <w:t xml:space="preserve"> </w:t>
-            </w:r>
-            <w:r>
-              <w:rPr>
-                <w:rFonts w:eastAsiaTheme="minorEastAsia"/>
-                <w:lang w:eastAsia="ko-KR"/>
-              </w:rPr>
-              <w:t>텍스처를</w:t>
-            </w:r>
-            <w:r>
-              <w:rPr>
-                <w:rFonts w:eastAsiaTheme="minorEastAsia"/>
-                <w:lang w:eastAsia="ko-KR"/>
-              </w:rPr>
-              <w:t xml:space="preserve"> </w:t>
-            </w:r>
-            <w:r>
-              <w:rPr>
-                <w:rFonts w:eastAsiaTheme="minorEastAsia"/>
-                <w:lang w:eastAsia="ko-KR"/>
-              </w:rPr>
-              <w:t>업데이트하므로</w:t>
-            </w:r>
-            <w:r>
-              <w:rPr>
-                <w:rFonts w:eastAsiaTheme="minorEastAsia"/>
-                <w:lang w:eastAsia="ko-KR"/>
-              </w:rPr>
-              <w:t xml:space="preserve">, </w:t>
-            </w:r>
-            <w:r>
-              <w:rPr>
-                <w:rFonts w:eastAsiaTheme="minorEastAsia"/>
-                <w:lang w:eastAsia="ko-KR"/>
-              </w:rPr>
-              <w:t>최종적으로</w:t>
-            </w:r>
-            <w:r>
-              <w:rPr>
-                <w:rFonts w:eastAsiaTheme="minorEastAsia"/>
-                <w:lang w:eastAsia="ko-KR"/>
-              </w:rPr>
-              <w:t xml:space="preserve"> UI</w:t>
-            </w:r>
-            <w:r>
-              <w:rPr>
-                <w:rFonts w:eastAsiaTheme="minorEastAsia"/>
-                <w:lang w:eastAsia="ko-KR"/>
-              </w:rPr>
-              <w:t>의</w:t>
-            </w:r>
-            <w:r>
-              <w:rPr>
-                <w:rFonts w:eastAsiaTheme="minorEastAsia"/>
-                <w:lang w:eastAsia="ko-KR"/>
-              </w:rPr>
-              <w:t xml:space="preserve"> </w:t>
-            </w:r>
-            <w:proofErr w:type="spellStart"/>
-            <w:r>
-              <w:rPr>
-                <w:rFonts w:eastAsiaTheme="minorEastAsia"/>
-                <w:lang w:eastAsia="ko-KR"/>
-              </w:rPr>
-              <w:t>미니맵에</w:t>
-            </w:r>
-            <w:proofErr w:type="spellEnd"/>
-            <w:r>
-              <w:rPr>
-                <w:rFonts w:eastAsiaTheme="minorEastAsia"/>
-                <w:lang w:eastAsia="ko-KR"/>
-              </w:rPr>
-              <w:t xml:space="preserve"> </w:t>
-            </w:r>
-            <w:r>
-              <w:rPr>
-                <w:rFonts w:eastAsiaTheme="minorEastAsia"/>
-                <w:lang w:eastAsia="ko-KR"/>
-              </w:rPr>
-              <w:t>있는</w:t>
-            </w:r>
-            <w:r>
-              <w:rPr>
-                <w:rFonts w:eastAsiaTheme="minorEastAsia"/>
-                <w:lang w:eastAsia="ko-KR"/>
-              </w:rPr>
-              <w:t xml:space="preserve"> </w:t>
-            </w:r>
-            <w:r>
-              <w:rPr>
-                <w:rFonts w:eastAsiaTheme="minorEastAsia"/>
-                <w:lang w:eastAsia="ko-KR"/>
-              </w:rPr>
-              <w:t>아이콘이</w:t>
-            </w:r>
-            <w:r>
-              <w:rPr>
-                <w:rFonts w:eastAsiaTheme="minorEastAsia"/>
-                <w:lang w:eastAsia="ko-KR"/>
-              </w:rPr>
-              <w:t xml:space="preserve"> </w:t>
-            </w:r>
-            <w:r>
-              <w:rPr>
-                <w:rFonts w:eastAsiaTheme="minorEastAsia"/>
-                <w:lang w:eastAsia="ko-KR"/>
-              </w:rPr>
-              <w:t>움직이는</w:t>
-            </w:r>
-            <w:r>
-              <w:rPr>
-                <w:rFonts w:eastAsiaTheme="minorEastAsia"/>
-                <w:lang w:eastAsia="ko-KR"/>
-              </w:rPr>
-              <w:t xml:space="preserve"> </w:t>
-            </w:r>
-            <w:r>
-              <w:rPr>
-                <w:rFonts w:eastAsiaTheme="minorEastAsia"/>
-                <w:lang w:eastAsia="ko-KR"/>
-              </w:rPr>
-              <w:t>것처럼</w:t>
-            </w:r>
-            <w:r>
-              <w:rPr>
-                <w:rFonts w:eastAsiaTheme="minorEastAsia"/>
-                <w:lang w:eastAsia="ko-KR"/>
-              </w:rPr>
-              <w:t xml:space="preserve"> </w:t>
-            </w:r>
-            <w:r>
-              <w:rPr>
-                <w:rFonts w:eastAsiaTheme="minorEastAsia"/>
-                <w:lang w:eastAsia="ko-KR"/>
-              </w:rPr>
-              <w:t>보이게</w:t>
-            </w:r>
-            <w:r>
-              <w:rPr>
-                <w:rFonts w:eastAsiaTheme="minorEastAsia"/>
-                <w:lang w:eastAsia="ko-KR"/>
-              </w:rPr>
-              <w:t xml:space="preserve"> </w:t>
-            </w:r>
-            <w:r>
-              <w:rPr>
-                <w:rFonts w:eastAsiaTheme="minorEastAsia"/>
-                <w:lang w:eastAsia="ko-KR"/>
-              </w:rPr>
-              <w:t>됩니다</w:t>
+              <w:t xml:space="preserve"> </w:t>
+            </w:r>
+            <w:r>
+              <w:rPr>
+                <w:rFonts w:eastAsiaTheme="minorEastAsia"/>
+                <w:lang w:eastAsia="ko-KR"/>
+              </w:rPr>
+              <w:t>구현한</w:t>
+            </w:r>
+            <w:r>
+              <w:rPr>
+                <w:rFonts w:eastAsiaTheme="minorEastAsia"/>
+                <w:lang w:eastAsia="ko-KR"/>
+              </w:rPr>
+              <w:t xml:space="preserve"> </w:t>
+            </w:r>
+            <w:r>
+              <w:rPr>
+                <w:rFonts w:eastAsiaTheme="minorEastAsia"/>
+                <w:lang w:eastAsia="ko-KR"/>
+              </w:rPr>
+              <w:t>방식입니다</w:t>
             </w:r>
             <w:r>
               <w:rPr>
@@ -2098,211 +2304,6 @@
             </w:r>
             <w:r>
               <w:rPr>
-                <w:rFonts w:eastAsiaTheme="minorEastAsia" w:hint="eastAsia"/>
-                <w:lang w:eastAsia="ko-KR"/>
-              </w:rPr>
-              <w:t xml:space="preserve"> </w:t>
-            </w:r>
-            <w:r>
-              <w:rPr>
-                <w:rFonts w:eastAsiaTheme="minorEastAsia"/>
-                <w:lang w:eastAsia="ko-KR"/>
-              </w:rPr>
-              <w:t>성능</w:t>
-            </w:r>
-            <w:r>
-              <w:rPr>
-                <w:rFonts w:eastAsiaTheme="minorEastAsia"/>
-                <w:lang w:eastAsia="ko-KR"/>
-              </w:rPr>
-              <w:t xml:space="preserve"> </w:t>
-            </w:r>
-            <w:r>
-              <w:rPr>
-                <w:rFonts w:eastAsiaTheme="minorEastAsia"/>
-                <w:lang w:eastAsia="ko-KR"/>
-              </w:rPr>
-              <w:t>부하가</w:t>
-            </w:r>
-            <w:r>
-              <w:rPr>
-                <w:rFonts w:eastAsiaTheme="minorEastAsia"/>
-                <w:lang w:eastAsia="ko-KR"/>
-              </w:rPr>
-              <w:t xml:space="preserve"> </w:t>
-            </w:r>
-            <w:r>
-              <w:rPr>
-                <w:rFonts w:eastAsiaTheme="minorEastAsia"/>
-                <w:lang w:eastAsia="ko-KR"/>
-              </w:rPr>
-              <w:t>큰</w:t>
-            </w:r>
-            <w:r>
-              <w:rPr>
-                <w:rFonts w:eastAsiaTheme="minorEastAsia"/>
-                <w:lang w:eastAsia="ko-KR"/>
-              </w:rPr>
-              <w:t xml:space="preserve"> 3D </w:t>
-            </w:r>
-            <w:r>
-              <w:rPr>
-                <w:rFonts w:eastAsiaTheme="minorEastAsia"/>
-                <w:lang w:eastAsia="ko-KR"/>
-              </w:rPr>
-              <w:t>모델을</w:t>
-            </w:r>
-            <w:r>
-              <w:rPr>
-                <w:rFonts w:eastAsiaTheme="minorEastAsia"/>
-                <w:lang w:eastAsia="ko-KR"/>
-              </w:rPr>
-              <w:t xml:space="preserve"> </w:t>
-            </w:r>
-            <w:r>
-              <w:rPr>
-                <w:rFonts w:eastAsiaTheme="minorEastAsia"/>
-                <w:lang w:eastAsia="ko-KR"/>
-              </w:rPr>
-              <w:t>직접</w:t>
-            </w:r>
-            <w:r>
-              <w:rPr>
-                <w:rFonts w:eastAsiaTheme="minorEastAsia"/>
-                <w:lang w:eastAsia="ko-KR"/>
-              </w:rPr>
-              <w:t xml:space="preserve"> </w:t>
-            </w:r>
-            <w:r>
-              <w:rPr>
-                <w:rFonts w:eastAsiaTheme="minorEastAsia"/>
-                <w:lang w:eastAsia="ko-KR"/>
-              </w:rPr>
-              <w:t>렌더링하지</w:t>
-            </w:r>
-            <w:r>
-              <w:rPr>
-                <w:rFonts w:eastAsiaTheme="minorEastAsia"/>
-                <w:lang w:eastAsia="ko-KR"/>
-              </w:rPr>
-              <w:t xml:space="preserve"> </w:t>
-            </w:r>
-            <w:r>
-              <w:rPr>
-                <w:rFonts w:eastAsiaTheme="minorEastAsia"/>
-                <w:lang w:eastAsia="ko-KR"/>
-              </w:rPr>
-              <w:t>않고</w:t>
-            </w:r>
-            <w:r>
-              <w:rPr>
-                <w:rFonts w:eastAsiaTheme="minorEastAsia"/>
-                <w:lang w:eastAsia="ko-KR"/>
-              </w:rPr>
-              <w:t xml:space="preserve"> </w:t>
-            </w:r>
-            <w:r>
-              <w:rPr>
-                <w:rFonts w:eastAsiaTheme="minorEastAsia"/>
-                <w:lang w:eastAsia="ko-KR"/>
-              </w:rPr>
-              <w:t>간단한</w:t>
-            </w:r>
-            <w:r>
-              <w:rPr>
-                <w:rFonts w:eastAsiaTheme="minorEastAsia"/>
-                <w:lang w:eastAsia="ko-KR"/>
-              </w:rPr>
-              <w:t xml:space="preserve"> </w:t>
-            </w:r>
-            <w:r>
-              <w:rPr>
-                <w:rFonts w:eastAsiaTheme="minorEastAsia"/>
-                <w:lang w:eastAsia="ko-KR"/>
-              </w:rPr>
-              <w:t>아이콘만</w:t>
-            </w:r>
-            <w:r>
-              <w:rPr>
-                <w:rFonts w:eastAsiaTheme="minorEastAsia"/>
-                <w:lang w:eastAsia="ko-KR"/>
-              </w:rPr>
-              <w:t xml:space="preserve"> </w:t>
-            </w:r>
-            <w:r>
-              <w:rPr>
-                <w:rFonts w:eastAsiaTheme="minorEastAsia"/>
-                <w:lang w:eastAsia="ko-KR"/>
-              </w:rPr>
-              <w:t>캡처하여</w:t>
-            </w:r>
-            <w:r>
-              <w:rPr>
-                <w:rFonts w:eastAsiaTheme="minorEastAsia"/>
-                <w:lang w:eastAsia="ko-KR"/>
-              </w:rPr>
-              <w:t xml:space="preserve"> </w:t>
-            </w:r>
-            <w:r>
-              <w:rPr>
-                <w:rFonts w:eastAsiaTheme="minorEastAsia"/>
-                <w:lang w:eastAsia="ko-KR"/>
-              </w:rPr>
-              <w:t>효율적인</w:t>
-            </w:r>
-            <w:r>
-              <w:rPr>
-                <w:rFonts w:eastAsiaTheme="minorEastAsia"/>
-                <w:lang w:eastAsia="ko-KR"/>
-              </w:rPr>
-              <w:t xml:space="preserve"> </w:t>
-            </w:r>
-            <w:proofErr w:type="spellStart"/>
-            <w:r>
-              <w:rPr>
-                <w:rFonts w:eastAsiaTheme="minorEastAsia"/>
-                <w:lang w:eastAsia="ko-KR"/>
-              </w:rPr>
-              <w:t>미니맵을</w:t>
-            </w:r>
-            <w:proofErr w:type="spellEnd"/>
-            <w:r>
-              <w:rPr>
-                <w:rFonts w:eastAsiaTheme="minorEastAsia"/>
-                <w:lang w:eastAsia="ko-KR"/>
-              </w:rPr>
-              <w:t xml:space="preserve"> </w:t>
-            </w:r>
-            <w:r>
-              <w:rPr>
-                <w:rFonts w:eastAsiaTheme="minorEastAsia"/>
-                <w:lang w:eastAsia="ko-KR"/>
-              </w:rPr>
-              <w:t>구현한</w:t>
-            </w:r>
-            <w:r>
-              <w:rPr>
-                <w:rFonts w:eastAsiaTheme="minorEastAsia"/>
-                <w:lang w:eastAsia="ko-KR"/>
-              </w:rPr>
-              <w:t xml:space="preserve"> </w:t>
-            </w:r>
-            <w:r>
-              <w:rPr>
-                <w:rFonts w:eastAsiaTheme="minorEastAsia"/>
-                <w:lang w:eastAsia="ko-KR"/>
-              </w:rPr>
-              <w:t>방식입니다</w:t>
-            </w:r>
-            <w:r>
-              <w:rPr>
-                <w:rFonts w:eastAsiaTheme="minorEastAsia"/>
-                <w:lang w:eastAsia="ko-KR"/>
-              </w:rPr>
-              <w:t>.</w:t>
-            </w:r>
-            <w:r>
-              <w:rPr>
                 <w:noProof/>
                 <w:lang w:eastAsia="ko-KR"/>
               </w:rPr>
@@ -2314,8 +2315,8 @@
                 <w:lang w:eastAsia="ko-KR"/>
               </w:rPr>
               <w:drawing>
-                <wp:inline distT="0" distB="0" distL="0" distR="0" wp14:anchorId="53C13007" wp14:editId="63E380DE">
-                  <wp:extent cx="1768297" cy="2562225"/>
+                <wp:inline distT="0" distB="0" distL="0" distR="0" wp14:anchorId="53C13007" wp14:editId="17F22CEE">
+                  <wp:extent cx="1704975" cy="2470472"/>
                   <wp:effectExtent l="0" t="0" r="0" b="0"/>
                   <wp:docPr id="109696489" name="그림 1"/>
                   <wp:cNvGraphicFramePr>
@@ -2337,7 +2338,7 @@
                         <pic:spPr>
                           <a:xfrm>
                             <a:off x="0" y="0"/>
-                            <a:ext cx="1772632" cy="2568506"/>
+                            <a:ext cx="1722906" cy="2496453"/>
                           </a:xfrm>
                           <a:prstGeom prst="rect">
                             <a:avLst/>
@@ -2351,12 +2352,21 @@
             </w:r>
             <w:r>
               <w:rPr>
-                <w:rFonts w:eastAsiaTheme="minorEastAsia"/>
+                <w:rFonts w:eastAsiaTheme="minorEastAsia" w:hint="eastAsia"/>
+                <w:noProof/>
+                <w:lang w:eastAsia="ko-KR"/>
+              </w:rPr>
+              <w:t xml:space="preserve">  </w:t>
+            </w:r>
+            <w:r>
+              <w:rPr>
+                <w:rFonts w:eastAsiaTheme="minorEastAsia"/>
+                <w:noProof/>
                 <w:lang w:eastAsia="ko-KR"/>
               </w:rPr>
               <w:drawing>
-                <wp:inline distT="0" distB="0" distL="0" distR="0" wp14:anchorId="0159704D" wp14:editId="4115A234">
-                  <wp:extent cx="2593436" cy="1809750"/>
+                <wp:inline distT="0" distB="0" distL="0" distR="0" wp14:anchorId="0159704D" wp14:editId="11003251">
+                  <wp:extent cx="3514725" cy="2452645"/>
                   <wp:effectExtent l="0" t="0" r="0" b="0"/>
                   <wp:docPr id="1357444864" name="그림 1"/>
                   <wp:cNvGraphicFramePr>
@@ -2378,7 +2388,7 @@
                         <pic:spPr>
                           <a:xfrm>
                             <a:off x="0" y="0"/>
-                            <a:ext cx="2596201" cy="1811680"/>
+                            <a:ext cx="3546455" cy="2474786"/>
                           </a:xfrm>
                           <a:prstGeom prst="rect">
                             <a:avLst/>
@@ -2397,14 +2407,7 @@
     <w:p>
       <w:pPr>
         <w:rPr>
-          <w:sz w:val="2"/>
-          <w:lang w:eastAsia="ko-KR"/>
-        </w:rPr>
-      </w:pPr>
-    </w:p>
-    <w:p>
-      <w:pPr>
-        <w:rPr>
+          <w:rFonts w:eastAsiaTheme="minorEastAsia" w:hint="eastAsia"/>
           <w:lang w:eastAsia="ko-KR"/>
         </w:rPr>
         <w:sectPr>
@@ -2414,7 +2417,7 @@
             <w:numFmt w:val="decimal"/>
           </w:endnotePr>
           <w:pgSz w:w="11905" w:h="16837"/>
-          <w:pgMar w:top="1530" w:right="605" w:bottom="1417" w:left="600" w:header="850" w:footer="850" w:gutter="0"/>
+          <w:pgMar w:top="1530" w:right="605" w:bottom="2552" w:left="600" w:header="850" w:footer="850" w:gutter="0"/>
           <w:cols w:space="720"/>
         </w:sectPr>
       </w:pPr>
@@ -2422,6 +2425,7 @@
     <w:p>
       <w:pPr>
         <w:rPr>
+          <w:rFonts w:eastAsiaTheme="minorEastAsia" w:hint="eastAsia"/>
           <w:lang w:eastAsia="ko-KR"/>
         </w:rPr>
       </w:pPr>
@@ -2614,11 +2618,12 @@
         <w:p>
           <w:pPr>
             <w:rPr>
-              <w:rFonts w:ascii="새굴림" w:eastAsia="새굴림" w:cs="새굴림"/>
+              <w:rFonts w:ascii="새굴림" w:eastAsia="새굴림" w:cs="새굴림" w:hint="eastAsia"/>
               <w:b/>
               <w:bCs/>
               <w:sz w:val="24"/>
               <w:szCs w:val="24"/>
+              <w:lang w:eastAsia="ko-KR"/>
             </w:rPr>
           </w:pPr>
           <w:r>
@@ -2629,7 +2634,7 @@
               <wp:inline distT="0" distB="0" distL="0" distR="0" wp14:anchorId="477E1013" wp14:editId="4A3B8690">
                 <wp:extent cx="1648460" cy="281940"/>
                 <wp:effectExtent l="0" t="0" r="0" b="0"/>
-                <wp:docPr id="1" name="picture 1"/>
+                <wp:docPr id="1182160055" name="picture 1"/>
                 <wp:cNvGraphicFramePr/>
                 <a:graphic xmlns:a="http://schemas.openxmlformats.org/drawingml/2006/main">
                   <a:graphicData uri="http://schemas.openxmlformats.org/drawingml/2006/picture">
@@ -3659,7 +3664,6 @@
     <w:basedOn w:val="a"/>
     <w:link w:val="Char"/>
     <w:uiPriority w:val="99"/>
-    <w:semiHidden/>
     <w:unhideWhenUsed/>
     <w:pPr>
       <w:tabs>
@@ -3674,14 +3678,12 @@
     <w:basedOn w:val="a0"/>
     <w:link w:val="a3"/>
     <w:uiPriority w:val="99"/>
-    <w:semiHidden/>
   </w:style>
   <w:style w:type="paragraph" w:styleId="a4">
     <w:name w:val="footer"/>
     <w:basedOn w:val="a"/>
     <w:link w:val="Char0"/>
     <w:uiPriority w:val="99"/>
-    <w:semiHidden/>
     <w:unhideWhenUsed/>
     <w:pPr>
       <w:tabs>
@@ -3696,7 +3698,6 @@
     <w:basedOn w:val="a0"/>
     <w:link w:val="a4"/>
     <w:uiPriority w:val="99"/>
-    <w:semiHidden/>
   </w:style>
   <w:style w:type="character" w:styleId="a5">
     <w:name w:val="Hyperlink"/>
